--- a/WebContent/docx/HRDscore检测报告-完整版-病理科.docx
+++ b/WebContent/docx/HRDscore检测报告-完整版-病理科.docx
@@ -1713,8 +1713,6 @@
               </w:rPr>
               <w:t>介绍</w:t>
             </w:r>
-            <w:bookmarkStart w:id="21" w:name="_GoBack"/>
-            <w:bookmarkEnd w:id="21"/>
           </w:p>
         </w:tc>
       </w:tr>
@@ -2857,8 +2855,8 @@
           <w:rFonts w:hint="eastAsia"/>
         </w:rPr>
       </w:pPr>
-      <w:bookmarkStart w:id="1" w:name="_Toc26933"/>
-      <w:bookmarkStart w:id="2" w:name="_Toc149837254"/>
+      <w:bookmarkStart w:id="1" w:name="_Toc149837254"/>
+      <w:bookmarkStart w:id="2" w:name="_Toc26933"/>
       <w:r>
         <w:rPr>
           <w:rFonts w:hint="eastAsia"/>
@@ -3488,9 +3486,9 @@
           <w:lang w:eastAsia="zh-CN"/>
         </w:rPr>
       </w:pPr>
-      <w:bookmarkStart w:id="3" w:name="_Toc107825551"/>
+      <w:bookmarkStart w:id="3" w:name="_Toc13492"/>
       <w:bookmarkStart w:id="4" w:name="_Toc17240"/>
-      <w:bookmarkStart w:id="5" w:name="_Toc13492"/>
+      <w:bookmarkStart w:id="5" w:name="_Toc107825551"/>
       <w:bookmarkStart w:id="6" w:name="_Toc149837258"/>
       <w:bookmarkStart w:id="7" w:name="_Toc23434"/>
       <w:r>
@@ -4053,8 +4051,10 @@
         </w:tblCellMar>
       </w:tblPr>
       <w:tblGrid>
-        <w:gridCol w:w="4536"/>
-        <w:gridCol w:w="5245"/>
+        <w:gridCol w:w="1045"/>
+        <w:gridCol w:w="3491"/>
+        <w:gridCol w:w="962"/>
+        <w:gridCol w:w="4283"/>
       </w:tblGrid>
       <w:tr>
         <w:tblPrEx>
@@ -4066,14 +4066,23 @@
             <w:insideH w:val="single" w:color="31849B" w:sz="4" w:space="0"/>
             <w:insideV w:val="single" w:color="31849B" w:sz="4" w:space="0"/>
           </w:tblBorders>
+          <w:tblCellMar>
+            <w:top w:w="113" w:type="dxa"/>
+            <w:left w:w="108" w:type="dxa"/>
+            <w:bottom w:w="113" w:type="dxa"/>
+            <w:right w:w="108" w:type="dxa"/>
+          </w:tblCellMar>
         </w:tblPrEx>
         <w:trPr>
-          <w:trHeight w:val="227" w:hRule="atLeast"/>
+          <w:trHeight w:val="510" w:hRule="atLeast"/>
           <w:jc w:val="center"/>
         </w:trPr>
         <w:tc>
           <w:tcPr>
-            <w:tcW w:w="4536" w:type="dxa"/>
+            <w:tcW w:w="1045" w:type="dxa"/>
+            <w:tcBorders>
+              <w:right w:val="nil"/>
+            </w:tcBorders>
             <w:shd w:val="clear" w:color="auto" w:fill="auto"/>
             <w:tcMar>
               <w:top w:w="28" w:type="dxa"/>
@@ -4081,10 +4090,11 @@
               <w:bottom w:w="28" w:type="dxa"/>
               <w:right w:w="108" w:type="dxa"/>
             </w:tcMar>
-            <w:vAlign w:val="top"/>
+            <w:vAlign w:val="center"/>
           </w:tcPr>
           <w:p>
             <w:pPr>
+              <w:jc w:val="left"/>
               <w:rPr>
                 <w:color w:val="262626"/>
               </w:rPr>
@@ -4095,146 +4105,15 @@
                 <w:color w:val="262626"/>
               </w:rPr>
               <w:t>检测者：</w:t>
-            </w:r>
-            <w:r>
-              <w:rPr>
-                <w:sz w:val="22"/>
-              </w:rPr>
-              <mc:AlternateContent>
-                <mc:Choice Requires="wpg">
-                  <w:drawing>
-                    <wp:anchor distT="0" distB="0" distL="114300" distR="114300" simplePos="0" relativeHeight="251667456" behindDoc="0" locked="0" layoutInCell="1" allowOverlap="1">
-                      <wp:simplePos x="0" y="0"/>
-                      <wp:positionH relativeFrom="column">
-                        <wp:posOffset>661035</wp:posOffset>
-                      </wp:positionH>
-                      <wp:positionV relativeFrom="paragraph">
-                        <wp:posOffset>-88265</wp:posOffset>
-                      </wp:positionV>
-                      <wp:extent cx="3409950" cy="360045"/>
-                      <wp:effectExtent l="0" t="0" r="0" b="5715"/>
-                      <wp:wrapNone/>
-                      <wp:docPr id="12" name="组合 12"/>
-                      <wp:cNvGraphicFramePr/>
-                      <a:graphic xmlns:a="http://schemas.openxmlformats.org/drawingml/2006/main">
-                        <a:graphicData uri="http://schemas.microsoft.com/office/word/2010/wordprocessingGroup">
-                          <wpg:wgp>
-                            <wpg:cNvGrpSpPr/>
-                            <wpg:grpSpPr>
-                              <a:xfrm>
-                                <a:off x="0" y="0"/>
-                                <a:ext cx="3409950" cy="360045"/>
-                                <a:chOff x="9632" y="12252"/>
-                                <a:chExt cx="5370" cy="567"/>
-                              </a:xfrm>
-                            </wpg:grpSpPr>
-                            <pic:pic xmlns:pic="http://schemas.openxmlformats.org/drawingml/2006/picture">
-                              <pic:nvPicPr>
-                                <pic:cNvPr id="16" name="图片 6" descr="蔡冬雪"/>
-                                <pic:cNvPicPr>
-                                  <a:picLocks noChangeAspect="1"/>
-                                </pic:cNvPicPr>
-                              </pic:nvPicPr>
-                              <pic:blipFill>
-                                <a:blip r:embed="rId11">
-                                  <a:clrChange>
-                                    <a:clrFrom>
-                                      <a:srgbClr val="FFFFFF">
-                                        <a:alpha val="100000"/>
-                                      </a:srgbClr>
-                                    </a:clrFrom>
-                                    <a:clrTo>
-                                      <a:srgbClr val="FFFFFF">
-                                        <a:alpha val="100000"/>
-                                        <a:alpha val="0"/>
-                                      </a:srgbClr>
-                                    </a:clrTo>
-                                  </a:clrChange>
-                                </a:blip>
-                                <a:srcRect l="18656" t="33322" r="18897" b="26699"/>
-                                <a:stretch>
-                                  <a:fillRect/>
-                                </a:stretch>
-                              </pic:blipFill>
-                              <pic:spPr>
-                                <a:xfrm>
-                                  <a:off x="9632" y="12347"/>
-                                  <a:ext cx="1010" cy="454"/>
-                                </a:xfrm>
-                                <a:prstGeom prst="rect">
-                                  <a:avLst/>
-                                </a:prstGeom>
-                              </pic:spPr>
-                            </pic:pic>
-                            <pic:pic xmlns:pic="http://schemas.openxmlformats.org/drawingml/2006/picture">
-                              <pic:nvPicPr>
-                                <pic:cNvPr id="13" name="图片 4" descr="王建丽"/>
-                                <pic:cNvPicPr>
-                                  <a:picLocks noChangeAspect="1"/>
-                                </pic:cNvPicPr>
-                              </pic:nvPicPr>
-                              <pic:blipFill>
-                                <a:blip r:embed="rId12">
-                                  <a:clrChange>
-                                    <a:clrFrom>
-                                      <a:srgbClr val="FFFFFF">
-                                        <a:alpha val="100000"/>
-                                      </a:srgbClr>
-                                    </a:clrFrom>
-                                    <a:clrTo>
-                                      <a:srgbClr val="FFFFFF">
-                                        <a:alpha val="100000"/>
-                                        <a:alpha val="0"/>
-                                      </a:srgbClr>
-                                    </a:clrTo>
-                                  </a:clrChange>
-                                </a:blip>
-                                <a:stretch>
-                                  <a:fillRect/>
-                                </a:stretch>
-                              </pic:blipFill>
-                              <pic:spPr>
-                                <a:xfrm>
-                                  <a:off x="14002" y="12252"/>
-                                  <a:ext cx="1000" cy="567"/>
-                                </a:xfrm>
-                                <a:prstGeom prst="rect">
-                                  <a:avLst/>
-                                </a:prstGeom>
-                              </pic:spPr>
-                            </pic:pic>
-                          </wpg:wgp>
-                        </a:graphicData>
-                      </a:graphic>
-                    </wp:anchor>
-                  </w:drawing>
-                </mc:Choice>
-                <mc:Fallback>
-                  <w:pict>
-                    <v:group id="_x0000_s1026" o:spid="_x0000_s1026" o:spt="203" style="position:absolute;left:0pt;margin-left:52.05pt;margin-top:-6.95pt;height:28.35pt;width:268.5pt;z-index:251667456;mso-width-relative:page;mso-height-relative:page;" coordorigin="9632,12252" coordsize="5370,567" o:gfxdata="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">
-                      <o:lock v:ext="edit" aspectratio="f"/>
-                      <v:shape id="图片 6" o:spid="_x0000_s1026" o:spt="75" alt="蔡冬雪" type="#_x0000_t75" style="position:absolute;left:9632;top:12347;height:454;width:1010;" filled="f" o:preferrelative="t" stroked="f" coordsize="21600,21600" o:gfxdata="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">
-                        <v:fill on="f" focussize="0,0"/>
-                        <v:stroke on="f"/>
-                        <v:imagedata r:id="rId11" cropleft="12226f" croptop="21838f" cropright="12384f" cropbottom="17497f" chromakey="#FFFFFF" o:title=""/>
-                        <o:lock v:ext="edit" aspectratio="t"/>
-                      </v:shape>
-                      <v:shape id="图片 4" o:spid="_x0000_s1026" o:spt="75" alt="王建丽" type="#_x0000_t75" style="position:absolute;left:14002;top:12252;height:567;width:1000;" filled="f" o:preferrelative="t" stroked="f" coordsize="21600,21600" o:gfxdata="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">
-                        <v:fill on="f" focussize="0,0"/>
-                        <v:stroke on="f"/>
-                        <v:imagedata r:id="rId12" chromakey="#FFFFFF" o:title=""/>
-                        <o:lock v:ext="edit" aspectratio="t"/>
-                      </v:shape>
-                    </v:group>
-                  </w:pict>
-                </mc:Fallback>
-              </mc:AlternateContent>
             </w:r>
           </w:p>
         </w:tc>
         <w:tc>
           <w:tcPr>
-            <w:tcW w:w="5245" w:type="dxa"/>
+            <w:tcW w:w="3491" w:type="dxa"/>
+            <w:tcBorders>
+              <w:left w:val="nil"/>
+            </w:tcBorders>
             <w:shd w:val="clear" w:color="auto" w:fill="auto"/>
             <w:tcMar>
               <w:top w:w="28" w:type="dxa"/>
@@ -4242,11 +4121,13 @@
               <w:bottom w:w="28" w:type="dxa"/>
               <w:right w:w="108" w:type="dxa"/>
             </w:tcMar>
-            <w:vAlign w:val="top"/>
+            <w:vAlign w:val="center"/>
           </w:tcPr>
           <w:p>
             <w:pPr>
-              <w:rPr>
+              <w:jc w:val="left"/>
+              <w:rPr>
+                <w:rFonts w:hint="eastAsia"/>
                 <w:color w:val="262626"/>
               </w:rPr>
             </w:pPr>
@@ -4255,7 +4136,130 @@
                 <w:rFonts w:hint="eastAsia"/>
                 <w:color w:val="262626"/>
               </w:rPr>
+              <w:t>{{"ty_tianjin1"|sign(</w:t>
+            </w:r>
+            <w:r>
+              <w:rPr>
+                <w:rFonts w:hint="eastAsia"/>
+                <w:color w:val="262626"/>
+                <w:lang w:val="en-US" w:eastAsia="zh-CN"/>
+              </w:rPr>
+              <w:t>51</w:t>
+            </w:r>
+            <w:r>
+              <w:rPr>
+                <w:rFonts w:hint="eastAsia"/>
+                <w:color w:val="262626"/>
+              </w:rPr>
+              <w:t>,2</w:t>
+            </w:r>
+            <w:r>
+              <w:rPr>
+                <w:rFonts w:hint="eastAsia"/>
+                <w:color w:val="262626"/>
+                <w:lang w:val="en-US" w:eastAsia="zh-CN"/>
+              </w:rPr>
+              <w:t>3</w:t>
+            </w:r>
+            <w:r>
+              <w:rPr>
+                <w:rFonts w:hint="eastAsia"/>
+                <w:color w:val="262626"/>
+              </w:rPr>
+              <w:t>)}}</w:t>
+            </w:r>
+          </w:p>
+        </w:tc>
+        <w:tc>
+          <w:tcPr>
+            <w:tcW w:w="962" w:type="dxa"/>
+            <w:tcBorders>
+              <w:right w:val="nil"/>
+            </w:tcBorders>
+            <w:shd w:val="clear" w:color="auto" w:fill="auto"/>
+            <w:tcMar>
+              <w:top w:w="28" w:type="dxa"/>
+              <w:left w:w="108" w:type="dxa"/>
+              <w:bottom w:w="28" w:type="dxa"/>
+              <w:right w:w="108" w:type="dxa"/>
+            </w:tcMar>
+            <w:vAlign w:val="center"/>
+          </w:tcPr>
+          <w:p>
+            <w:pPr>
+              <w:jc w:val="left"/>
+              <w:rPr>
+                <w:color w:val="262626"/>
+              </w:rPr>
+            </w:pPr>
+            <w:r>
+              <w:rPr>
+                <w:rFonts w:hint="eastAsia"/>
+                <w:color w:val="262626"/>
+              </w:rPr>
               <w:t>审核者：</w:t>
+            </w:r>
+          </w:p>
+        </w:tc>
+        <w:tc>
+          <w:tcPr>
+            <w:tcW w:w="4283" w:type="dxa"/>
+            <w:tcBorders>
+              <w:left w:val="nil"/>
+            </w:tcBorders>
+            <w:shd w:val="clear" w:color="auto" w:fill="auto"/>
+            <w:tcMar>
+              <w:top w:w="28" w:type="dxa"/>
+              <w:left w:w="108" w:type="dxa"/>
+              <w:bottom w:w="28" w:type="dxa"/>
+              <w:right w:w="108" w:type="dxa"/>
+            </w:tcMar>
+            <w:vAlign w:val="center"/>
+          </w:tcPr>
+          <w:p>
+            <w:pPr>
+              <w:jc w:val="left"/>
+              <w:rPr>
+                <w:rFonts w:hint="eastAsia"/>
+                <w:color w:val="262626"/>
+              </w:rPr>
+            </w:pPr>
+            <w:r>
+              <w:rPr>
+                <w:rFonts w:hint="eastAsia"/>
+                <w:color w:val="262626"/>
+              </w:rPr>
+              <w:t>{{"ty_tianjin2"|sign(</w:t>
+            </w:r>
+            <w:r>
+              <w:rPr>
+                <w:rFonts w:hint="eastAsia"/>
+                <w:color w:val="262626"/>
+                <w:lang w:val="en-US" w:eastAsia="zh-CN"/>
+              </w:rPr>
+              <w:t>49</w:t>
+            </w:r>
+            <w:r>
+              <w:rPr>
+                <w:rFonts w:hint="eastAsia"/>
+                <w:color w:val="262626"/>
+              </w:rPr>
+              <w:t>,</w:t>
+            </w:r>
+            <w:r>
+              <w:rPr>
+                <w:rFonts w:hint="eastAsia"/>
+                <w:color w:val="262626"/>
+                <w:lang w:val="en-US" w:eastAsia="zh-CN"/>
+              </w:rPr>
+              <w:t>27</w:t>
+            </w:r>
+            <w:r>
+              <w:rPr>
+                <w:rFonts w:hint="eastAsia"/>
+                <w:color w:val="262626"/>
+              </w:rPr>
+              <w:t>)}}</w:t>
             </w:r>
           </w:p>
         </w:tc>
@@ -4278,13 +4282,13 @@
           </w:tblCellMar>
         </w:tblPrEx>
         <w:trPr>
-          <w:trHeight w:val="227" w:hRule="atLeast"/>
+          <w:trHeight w:val="510" w:hRule="atLeast"/>
           <w:jc w:val="center"/>
         </w:trPr>
         <w:tc>
           <w:tcPr>
             <w:tcW w:w="9781" w:type="dxa"/>
-            <w:gridSpan w:val="2"/>
+            <w:gridSpan w:val="4"/>
             <w:shd w:val="clear" w:color="auto" w:fill="auto"/>
             <w:tcMar>
               <w:top w:w="28" w:type="dxa"/>
@@ -4292,10 +4296,11 @@
               <w:bottom w:w="28" w:type="dxa"/>
               <w:right w:w="108" w:type="dxa"/>
             </w:tcMar>
-            <w:vAlign w:val="top"/>
+            <w:vAlign w:val="center"/>
           </w:tcPr>
           <w:p>
             <w:pPr>
+              <w:jc w:val="left"/>
               <w:rPr>
                 <w:rFonts w:hint="default" w:eastAsia="微软雅黑"/>
                 <w:color w:val="262626"/>
@@ -4423,8 +4428,10 @@
         </w:tblCellMar>
       </w:tblPr>
       <w:tblGrid>
-        <w:gridCol w:w="4536"/>
-        <w:gridCol w:w="5245"/>
+        <w:gridCol w:w="1058"/>
+        <w:gridCol w:w="3478"/>
+        <w:gridCol w:w="962"/>
+        <w:gridCol w:w="4283"/>
       </w:tblGrid>
       <w:tr>
         <w:tblPrEx>
@@ -4444,12 +4451,15 @@
           </w:tblCellMar>
         </w:tblPrEx>
         <w:trPr>
-          <w:trHeight w:val="227" w:hRule="atLeast"/>
+          <w:trHeight w:val="510" w:hRule="atLeast"/>
           <w:jc w:val="center"/>
         </w:trPr>
         <w:tc>
           <w:tcPr>
-            <w:tcW w:w="4536" w:type="dxa"/>
+            <w:tcW w:w="1058" w:type="dxa"/>
+            <w:tcBorders>
+              <w:right w:val="nil"/>
+            </w:tcBorders>
             <w:shd w:val="clear" w:color="auto" w:fill="auto"/>
             <w:tcMar>
               <w:top w:w="28" w:type="dxa"/>
@@ -4457,10 +4467,11 @@
               <w:bottom w:w="28" w:type="dxa"/>
               <w:right w:w="108" w:type="dxa"/>
             </w:tcMar>
-            <w:vAlign w:val="top"/>
+            <w:vAlign w:val="center"/>
           </w:tcPr>
           <w:p>
             <w:pPr>
+              <w:jc w:val="left"/>
               <w:rPr>
                 <w:color w:val="262626"/>
               </w:rPr>
@@ -4471,150 +4482,15 @@
                 <w:color w:val="262626"/>
               </w:rPr>
               <w:t>检测者：</w:t>
-            </w:r>
-            <w:r>
-              <w:rPr>
-                <w:sz w:val="24"/>
-              </w:rPr>
-              <mc:AlternateContent>
-                <mc:Choice Requires="wpg">
-                  <w:drawing>
-                    <wp:anchor distT="0" distB="0" distL="114300" distR="114300" simplePos="0" relativeHeight="251668480" behindDoc="0" locked="0" layoutInCell="1" allowOverlap="1">
-                      <wp:simplePos x="0" y="0"/>
-                      <wp:positionH relativeFrom="column">
-                        <wp:posOffset>619760</wp:posOffset>
-                      </wp:positionH>
-                      <wp:positionV relativeFrom="paragraph">
-                        <wp:posOffset>-96520</wp:posOffset>
-                      </wp:positionV>
-                      <wp:extent cx="3439795" cy="431800"/>
-                      <wp:effectExtent l="0" t="0" r="0" b="0"/>
-                      <wp:wrapNone/>
-                      <wp:docPr id="17" name="组合 17"/>
-                      <wp:cNvGraphicFramePr/>
-                      <a:graphic xmlns:a="http://schemas.openxmlformats.org/drawingml/2006/main">
-                        <a:graphicData uri="http://schemas.microsoft.com/office/word/2010/wordprocessingGroup">
-                          <wpg:wgp>
-                            <wpg:cNvGrpSpPr/>
-                            <wpg:grpSpPr>
-                              <a:xfrm>
-                                <a:off x="0" y="0"/>
-                                <a:ext cx="3439795" cy="431800"/>
-                                <a:chOff x="9633" y="114512"/>
-                                <a:chExt cx="5417" cy="680"/>
-                              </a:xfrm>
-                            </wpg:grpSpPr>
-                            <pic:pic xmlns:pic="http://schemas.openxmlformats.org/drawingml/2006/picture">
-                              <pic:nvPicPr>
-                                <pic:cNvPr id="15" name="图片 1"/>
-                                <pic:cNvPicPr>
-                                  <a:picLocks noChangeAspect="1"/>
-                                </pic:cNvPicPr>
-                              </pic:nvPicPr>
-                              <pic:blipFill>
-                                <a:blip r:embed="rId13">
-                                  <a:clrChange>
-                                    <a:clrFrom>
-                                      <a:srgbClr val="FFFFFF">
-                                        <a:alpha val="100000"/>
-                                      </a:srgbClr>
-                                    </a:clrFrom>
-                                    <a:clrTo>
-                                      <a:srgbClr val="FFFFFF">
-                                        <a:alpha val="100000"/>
-                                        <a:alpha val="0"/>
-                                      </a:srgbClr>
-                                    </a:clrTo>
-                                  </a:clrChange>
-                                </a:blip>
-                                <a:srcRect l="10922" t="11667"/>
-                                <a:stretch>
-                                  <a:fillRect/>
-                                </a:stretch>
-                              </pic:blipFill>
-                              <pic:spPr>
-                                <a:xfrm>
-                                  <a:off x="9633" y="114512"/>
-                                  <a:ext cx="1262" cy="680"/>
-                                </a:xfrm>
-                                <a:prstGeom prst="rect">
-                                  <a:avLst/>
-                                </a:prstGeom>
-                                <a:noFill/>
-                                <a:ln>
-                                  <a:noFill/>
-                                </a:ln>
-                              </pic:spPr>
-                            </pic:pic>
-                            <pic:pic xmlns:pic="http://schemas.openxmlformats.org/drawingml/2006/picture">
-                              <pic:nvPicPr>
-                                <pic:cNvPr id="11" name="图片 11" descr="王建丽"/>
-                                <pic:cNvPicPr>
-                                  <a:picLocks noChangeAspect="1"/>
-                                </pic:cNvPicPr>
-                              </pic:nvPicPr>
-                              <pic:blipFill>
-                                <a:blip r:embed="rId12">
-                                  <a:clrChange>
-                                    <a:clrFrom>
-                                      <a:srgbClr val="FFFFFF">
-                                        <a:alpha val="100000"/>
-                                      </a:srgbClr>
-                                    </a:clrFrom>
-                                    <a:clrTo>
-                                      <a:srgbClr val="FFFFFF">
-                                        <a:alpha val="100000"/>
-                                        <a:alpha val="0"/>
-                                      </a:srgbClr>
-                                    </a:clrTo>
-                                  </a:clrChange>
-                                </a:blip>
-                                <a:stretch>
-                                  <a:fillRect/>
-                                </a:stretch>
-                              </pic:blipFill>
-                              <pic:spPr>
-                                <a:xfrm>
-                                  <a:off x="14048" y="114524"/>
-                                  <a:ext cx="1002" cy="567"/>
-                                </a:xfrm>
-                                <a:prstGeom prst="rect">
-                                  <a:avLst/>
-                                </a:prstGeom>
-                              </pic:spPr>
-                            </pic:pic>
-                          </wpg:wgp>
-                        </a:graphicData>
-                      </a:graphic>
-                    </wp:anchor>
-                  </w:drawing>
-                </mc:Choice>
-                <mc:Fallback>
-                  <w:pict>
-                    <v:group id="_x0000_s1026" o:spid="_x0000_s1026" o:spt="203" style="position:absolute;left:0pt;margin-left:48.8pt;margin-top:-7.6pt;height:34pt;width:270.85pt;z-index:251668480;mso-width-relative:page;mso-height-relative:page;" coordorigin="9633,114512" coordsize="5417,680" o:gfxdata="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">
-                      <o:lock v:ext="edit" aspectratio="f"/>
-                      <v:shape id="图片 1" o:spid="_x0000_s1026" o:spt="75" type="#_x0000_t75" style="position:absolute;left:9633;top:114512;height:680;width:1262;" filled="f" o:preferrelative="t" stroked="f" coordsize="21600,21600" o:gfxdata="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">
-                        <v:fill on="f" focussize="0,0"/>
-                        <v:stroke on="f"/>
-                        <v:imagedata r:id="rId13" cropleft="7158f" croptop="7646f" chromakey="#FFFFFF" o:title=""/>
-                        <o:lock v:ext="edit" aspectratio="t"/>
-                      </v:shape>
-                      <v:shape id="_x0000_s1026" o:spid="_x0000_s1026" o:spt="75" alt="王建丽" type="#_x0000_t75" style="position:absolute;left:14048;top:114524;height:567;width:1002;" filled="f" o:preferrelative="t" stroked="f" coordsize="21600,21600" o:gfxdata="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">
-                        <v:fill on="f" focussize="0,0"/>
-                        <v:stroke on="f"/>
-                        <v:imagedata r:id="rId12" chromakey="#FFFFFF" o:title=""/>
-                        <o:lock v:ext="edit" aspectratio="t"/>
-                      </v:shape>
-                    </v:group>
-                  </w:pict>
-                </mc:Fallback>
-              </mc:AlternateContent>
             </w:r>
           </w:p>
         </w:tc>
         <w:tc>
           <w:tcPr>
-            <w:tcW w:w="5245" w:type="dxa"/>
+            <w:tcW w:w="3478" w:type="dxa"/>
+            <w:tcBorders>
+              <w:left w:val="nil"/>
+            </w:tcBorders>
             <w:shd w:val="clear" w:color="auto" w:fill="auto"/>
             <w:tcMar>
               <w:top w:w="28" w:type="dxa"/>
@@ -4622,11 +4498,13 @@
               <w:bottom w:w="28" w:type="dxa"/>
               <w:right w:w="108" w:type="dxa"/>
             </w:tcMar>
-            <w:vAlign w:val="top"/>
+            <w:vAlign w:val="center"/>
           </w:tcPr>
           <w:p>
             <w:pPr>
-              <w:rPr>
+              <w:jc w:val="left"/>
+              <w:rPr>
+                <w:rFonts w:hint="eastAsia"/>
                 <w:color w:val="262626"/>
               </w:rPr>
             </w:pPr>
@@ -4635,7 +4513,147 @@
                 <w:rFonts w:hint="eastAsia"/>
                 <w:color w:val="262626"/>
               </w:rPr>
+              <w:t>{{"ty_guangzhou1"|sign(</w:t>
+            </w:r>
+            <w:r>
+              <w:rPr>
+                <w:rFonts w:hint="eastAsia"/>
+                <w:color w:val="262626"/>
+                <w:lang w:val="en-US" w:eastAsia="zh-CN"/>
+              </w:rPr>
+              <w:t>46</w:t>
+            </w:r>
+            <w:r>
+              <w:rPr>
+                <w:rFonts w:hint="eastAsia"/>
+                <w:color w:val="262626"/>
+              </w:rPr>
+              <w:t>,</w:t>
+            </w:r>
+            <w:r>
+              <w:rPr>
+                <w:rFonts w:hint="eastAsia"/>
+                <w:color w:val="262626"/>
+                <w:lang w:val="en-US" w:eastAsia="zh-CN"/>
+              </w:rPr>
+              <w:t>25</w:t>
+            </w:r>
+            <w:r>
+              <w:rPr>
+                <w:rFonts w:hint="eastAsia"/>
+                <w:color w:val="262626"/>
+              </w:rPr>
+              <w:t>)}}</w:t>
+            </w:r>
+          </w:p>
+        </w:tc>
+        <w:tc>
+          <w:tcPr>
+            <w:tcW w:w="962" w:type="dxa"/>
+            <w:tcBorders>
+              <w:right w:val="nil"/>
+            </w:tcBorders>
+            <w:shd w:val="clear" w:color="auto" w:fill="auto"/>
+            <w:tcMar>
+              <w:top w:w="28" w:type="dxa"/>
+              <w:left w:w="108" w:type="dxa"/>
+              <w:bottom w:w="28" w:type="dxa"/>
+              <w:right w:w="108" w:type="dxa"/>
+            </w:tcMar>
+            <w:vAlign w:val="center"/>
+          </w:tcPr>
+          <w:p>
+            <w:pPr>
+              <w:jc w:val="left"/>
+              <w:rPr>
+                <w:color w:val="262626"/>
+              </w:rPr>
+            </w:pPr>
+            <w:r>
+              <w:rPr>
+                <w:rFonts w:hint="eastAsia"/>
+                <w:color w:val="262626"/>
+              </w:rPr>
               <w:t>审核者：</w:t>
+            </w:r>
+          </w:p>
+        </w:tc>
+        <w:tc>
+          <w:tcPr>
+            <w:tcW w:w="4283" w:type="dxa"/>
+            <w:tcBorders>
+              <w:left w:val="nil"/>
+            </w:tcBorders>
+            <w:shd w:val="clear" w:color="auto" w:fill="auto"/>
+            <w:tcMar>
+              <w:top w:w="28" w:type="dxa"/>
+              <w:left w:w="108" w:type="dxa"/>
+              <w:bottom w:w="28" w:type="dxa"/>
+              <w:right w:w="108" w:type="dxa"/>
+            </w:tcMar>
+            <w:vAlign w:val="center"/>
+          </w:tcPr>
+          <w:p>
+            <w:pPr>
+              <w:jc w:val="left"/>
+              <w:rPr>
+                <w:rFonts w:hint="eastAsia"/>
+                <w:color w:val="262626"/>
+              </w:rPr>
+            </w:pPr>
+            <w:r>
+              <w:rPr>
+                <w:rFonts w:hint="eastAsia"/>
+                <w:color w:val="262626"/>
+              </w:rPr>
+              <w:t>{{"</w:t>
+            </w:r>
+            <w:r>
+              <w:rPr>
+                <w:rFonts w:hint="eastAsia" w:ascii="微软雅黑" w:hAnsi="微软雅黑" w:eastAsia="微软雅黑" w:cs="微软雅黑"/>
+                <w:b w:val="0"/>
+                <w:bCs w:val="0"/>
+                <w:sz w:val="20"/>
+                <w:szCs w:val="20"/>
+              </w:rPr>
+              <w:t>ty_guangzhou</w:t>
+            </w:r>
+            <w:r>
+              <w:rPr>
+                <w:rFonts w:hint="eastAsia"/>
+                <w:color w:val="262626"/>
+              </w:rPr>
+              <w:t>2"|sign(</w:t>
+            </w:r>
+            <w:r>
+              <w:rPr>
+                <w:rFonts w:hint="eastAsia"/>
+                <w:color w:val="262626"/>
+                <w:lang w:val="en-US" w:eastAsia="zh-CN"/>
+              </w:rPr>
+              <w:t>49</w:t>
+            </w:r>
+            <w:r>
+              <w:rPr>
+                <w:rFonts w:hint="eastAsia"/>
+                <w:color w:val="262626"/>
+              </w:rPr>
+              <w:t>,</w:t>
+            </w:r>
+            <w:r>
+              <w:rPr>
+                <w:rFonts w:hint="eastAsia"/>
+                <w:color w:val="262626"/>
+                <w:lang w:val="en-US" w:eastAsia="zh-CN"/>
+              </w:rPr>
+              <w:t>27</w:t>
+            </w:r>
+            <w:r>
+              <w:rPr>
+                <w:rFonts w:hint="eastAsia"/>
+                <w:color w:val="262626"/>
+              </w:rPr>
+              <w:t>)}}</w:t>
             </w:r>
           </w:p>
         </w:tc>
@@ -4658,13 +4676,13 @@
           </w:tblCellMar>
         </w:tblPrEx>
         <w:trPr>
-          <w:trHeight w:val="227" w:hRule="atLeast"/>
+          <w:trHeight w:val="510" w:hRule="atLeast"/>
           <w:jc w:val="center"/>
         </w:trPr>
         <w:tc>
           <w:tcPr>
             <w:tcW w:w="9781" w:type="dxa"/>
-            <w:gridSpan w:val="2"/>
+            <w:gridSpan w:val="4"/>
             <w:shd w:val="clear" w:color="auto" w:fill="auto"/>
             <w:tcMar>
               <w:top w:w="28" w:type="dxa"/>
@@ -4672,10 +4690,11 @@
               <w:bottom w:w="28" w:type="dxa"/>
               <w:right w:w="108" w:type="dxa"/>
             </w:tcMar>
-            <w:vAlign w:val="top"/>
+            <w:vAlign w:val="center"/>
           </w:tcPr>
           <w:p>
             <w:pPr>
+              <w:jc w:val="left"/>
               <w:rPr>
                 <w:rFonts w:hint="default" w:eastAsia="微软雅黑"/>
                 <w:color w:val="262626"/>
@@ -9069,8 +9088,8 @@
         </w:rPr>
         <w:br w:type="page"/>
       </w:r>
-      <w:bookmarkStart w:id="8" w:name="_Toc26395"/>
-      <w:bookmarkStart w:id="9" w:name="_Toc31324"/>
+      <w:bookmarkStart w:id="8" w:name="_Toc31324"/>
+      <w:bookmarkStart w:id="9" w:name="_Toc26395"/>
     </w:p>
     <w:bookmarkEnd w:id="8"/>
     <w:bookmarkEnd w:id="9"/>
@@ -9568,7 +9587,29 @@
                 <w:szCs w:val="21"/>
                 <w:lang w:val="en-US" w:eastAsia="zh-CN" w:bidi="ar-SA"/>
               </w:rPr>
-              <w:t>tumorcellcontent|percent_to_float) &gt;= 10 %}合格</w:t>
+              <w:t xml:space="preserve">tumorcellcontent|percent_to_float) &gt;= </w:t>
+            </w:r>
+            <w:r>
+              <w:rPr>
+                <w:rFonts w:hint="eastAsia" w:ascii="Times New Roman" w:hAnsi="Times New Roman" w:eastAsia="微软雅黑" w:cs="Times New Roman"/>
+                <w:color w:val="262626"/>
+                <w:kern w:val="2"/>
+                <w:sz w:val="21"/>
+                <w:szCs w:val="21"/>
+                <w:lang w:val="en-US" w:eastAsia="zh-CN" w:bidi="ar-SA"/>
+              </w:rPr>
+              <w:t>2</w:t>
+            </w:r>
+            <w:r>
+              <w:rPr>
+                <w:rFonts w:hint="default" w:ascii="Times New Roman" w:hAnsi="Times New Roman" w:eastAsia="微软雅黑" w:cs="Times New Roman"/>
+                <w:color w:val="262626"/>
+                <w:kern w:val="2"/>
+                <w:sz w:val="21"/>
+                <w:szCs w:val="21"/>
+                <w:lang w:val="en-US" w:eastAsia="zh-CN" w:bidi="ar-SA"/>
+              </w:rPr>
+              <w:t>0 %}合格</w:t>
             </w:r>
             <w:r>
               <w:rPr>
@@ -10214,7 +10255,47 @@
                 <w:szCs w:val="21"/>
                 <w:lang w:val="en-US" w:eastAsia="zh-CN"/>
               </w:rPr>
-              <w:t xml:space="preserve"> in [‘A’, ‘B’, ‘C’] %}合格{% else %}不合格{% endif %}</w:t>
+              <w:t xml:space="preserve"> in [‘</w:t>
+            </w:r>
+            <w:r>
+              <w:rPr>
+                <w:rFonts w:hint="eastAsia" w:ascii="Times New Roman" w:hAnsi="Times New Roman" w:cs="Times New Roman"/>
+                <w:color w:val="262626"/>
+                <w:sz w:val="21"/>
+                <w:szCs w:val="21"/>
+                <w:lang w:val="en-US" w:eastAsia="zh-CN"/>
+              </w:rPr>
+              <w:t>1</w:t>
+            </w:r>
+            <w:r>
+              <w:rPr>
+                <w:rFonts w:hint="default" w:ascii="Times New Roman" w:hAnsi="Times New Roman" w:eastAsia="微软雅黑" w:cs="Times New Roman"/>
+                <w:color w:val="262626"/>
+                <w:sz w:val="21"/>
+                <w:szCs w:val="21"/>
+                <w:lang w:val="en-US" w:eastAsia="zh-CN"/>
+              </w:rPr>
+              <w:t>’, ‘</w:t>
+            </w:r>
+            <w:r>
+              <w:rPr>
+                <w:rFonts w:hint="eastAsia" w:ascii="Times New Roman" w:hAnsi="Times New Roman" w:cs="Times New Roman"/>
+                <w:color w:val="262626"/>
+                <w:sz w:val="21"/>
+                <w:szCs w:val="21"/>
+                <w:lang w:val="en-US" w:eastAsia="zh-CN"/>
+              </w:rPr>
+              <w:t>2</w:t>
+            </w:r>
+            <w:r>
+              <w:rPr>
+                <w:rFonts w:hint="default" w:ascii="Times New Roman" w:hAnsi="Times New Roman" w:eastAsia="微软雅黑" w:cs="Times New Roman"/>
+                <w:color w:val="262626"/>
+                <w:sz w:val="21"/>
+                <w:szCs w:val="21"/>
+                <w:lang w:val="en-US" w:eastAsia="zh-CN"/>
+              </w:rPr>
+              <w:t>’] %}合格{% else %}不合格{% endif %}</w:t>
             </w:r>
           </w:p>
         </w:tc>
@@ -10441,7 +10522,27 @@
                 <w:szCs w:val="21"/>
                 <w:lang w:val="en-US" w:eastAsia="zh-CN"/>
               </w:rPr>
-              <w:t xml:space="preserve"> &gt;= 500 %}合格{% else %}不合格{% endif %}</w:t>
+              <w:t xml:space="preserve"> &gt;= </w:t>
+            </w:r>
+            <w:r>
+              <w:rPr>
+                <w:rFonts w:hint="eastAsia" w:ascii="Times New Roman" w:hAnsi="Times New Roman" w:cs="Times New Roman"/>
+                <w:color w:val="262626"/>
+                <w:sz w:val="21"/>
+                <w:szCs w:val="21"/>
+                <w:lang w:val="en-US" w:eastAsia="zh-CN"/>
+              </w:rPr>
+              <w:t>32</w:t>
+            </w:r>
+            <w:r>
+              <w:rPr>
+                <w:rFonts w:hint="default" w:ascii="Times New Roman" w:hAnsi="Times New Roman" w:eastAsia="微软雅黑" w:cs="Times New Roman"/>
+                <w:color w:val="262626"/>
+                <w:sz w:val="21"/>
+                <w:szCs w:val="21"/>
+                <w:lang w:val="en-US" w:eastAsia="zh-CN"/>
+              </w:rPr>
+              <w:t>0 %}合格{% else %}不合格{% endif %}</w:t>
             </w:r>
           </w:p>
         </w:tc>
@@ -11454,253 +11555,7 @@
           <w:szCs w:val="18"/>
           <w:lang w:eastAsia="zh-CN"/>
         </w:rPr>
-        <w:t>DNA降解程度：</w:t>
-      </w:r>
-    </w:p>
-    <w:p>
-      <w:pPr>
-        <w:pStyle w:val="7"/>
-        <w:numPr>
-          <w:ilvl w:val="0"/>
-          <w:numId w:val="7"/>
-        </w:numPr>
-        <w:spacing w:line="270" w:lineRule="exact"/>
-        <w:ind w:left="583" w:leftChars="150" w:hanging="283"/>
-        <w:rPr>
-          <w:rFonts w:ascii="Times New Roman" w:hAnsi="Times New Roman" w:eastAsia="微软雅黑" w:cs="Times New Roman"/>
-          <w:bCs/>
-          <w:color w:val="262626"/>
-          <w:lang w:eastAsia="zh-CN"/>
-        </w:rPr>
-      </w:pPr>
-      <w:r>
-        <w:rPr>
-          <w:rFonts w:ascii="Times New Roman" w:hAnsi="Times New Roman" w:eastAsia="微软雅黑" w:cs="Times New Roman"/>
-          <w:bCs/>
-          <w:color w:val="262626"/>
-          <w:lang w:eastAsia="zh-CN"/>
-        </w:rPr>
-        <w:t>A级：有主带，或降解均匀且降解区域主要集中在5000bp以上</w:t>
-      </w:r>
-      <w:r>
-        <w:rPr>
-          <w:rFonts w:hint="eastAsia" w:ascii="Times New Roman" w:hAnsi="Times New Roman" w:eastAsia="微软雅黑" w:cs="Times New Roman"/>
-          <w:bCs/>
-          <w:color w:val="262626"/>
-          <w:lang w:eastAsia="zh-CN"/>
-        </w:rPr>
-        <w:t>；</w:t>
-      </w:r>
-    </w:p>
-    <w:p>
-      <w:pPr>
-        <w:pStyle w:val="7"/>
-        <w:numPr>
-          <w:ilvl w:val="0"/>
-          <w:numId w:val="7"/>
-        </w:numPr>
-        <w:spacing w:line="270" w:lineRule="exact"/>
-        <w:ind w:left="583" w:leftChars="150" w:hanging="283"/>
-        <w:rPr>
-          <w:rFonts w:ascii="Times New Roman" w:hAnsi="Times New Roman" w:eastAsia="微软雅黑" w:cs="Times New Roman"/>
-          <w:bCs/>
-          <w:color w:val="262626"/>
-          <w:lang w:eastAsia="zh-CN"/>
-        </w:rPr>
-      </w:pPr>
-      <w:r>
-        <w:rPr>
-          <w:rFonts w:ascii="Times New Roman" w:hAnsi="Times New Roman" w:eastAsia="微软雅黑" w:cs="Times New Roman"/>
-          <w:bCs/>
-          <w:color w:val="262626"/>
-          <w:lang w:eastAsia="zh-CN"/>
-        </w:rPr>
-        <w:t>B级：无主带，降解均匀且降解区域主要集中在1500-5000bp之间</w:t>
-      </w:r>
-      <w:r>
-        <w:rPr>
-          <w:rFonts w:hint="eastAsia" w:ascii="Times New Roman" w:hAnsi="Times New Roman" w:eastAsia="微软雅黑" w:cs="Times New Roman"/>
-          <w:bCs/>
-          <w:color w:val="262626"/>
-          <w:lang w:eastAsia="zh-CN"/>
-        </w:rPr>
-        <w:t>；</w:t>
-      </w:r>
-    </w:p>
-    <w:p>
-      <w:pPr>
-        <w:pStyle w:val="7"/>
-        <w:numPr>
-          <w:ilvl w:val="0"/>
-          <w:numId w:val="7"/>
-        </w:numPr>
-        <w:spacing w:line="270" w:lineRule="exact"/>
-        <w:ind w:left="583" w:leftChars="150" w:hanging="283"/>
-        <w:rPr>
-          <w:rFonts w:ascii="Times New Roman" w:hAnsi="Times New Roman" w:eastAsia="微软雅黑" w:cs="Times New Roman"/>
-          <w:bCs/>
-          <w:color w:val="262626"/>
-          <w:lang w:eastAsia="zh-CN"/>
-        </w:rPr>
-      </w:pPr>
-      <w:r>
-        <w:rPr>
-          <w:rFonts w:ascii="Times New Roman" w:hAnsi="Times New Roman" w:eastAsia="微软雅黑" w:cs="Times New Roman"/>
-          <w:bCs/>
-          <w:color w:val="262626"/>
-          <w:lang w:eastAsia="zh-CN"/>
-        </w:rPr>
-        <w:t>C级：无主带，降解均匀且降解区域主要集中在500-1500bp之间</w:t>
-      </w:r>
-      <w:r>
-        <w:rPr>
-          <w:rFonts w:hint="eastAsia" w:ascii="Times New Roman" w:hAnsi="Times New Roman" w:eastAsia="微软雅黑" w:cs="Times New Roman"/>
-          <w:bCs/>
-          <w:color w:val="262626"/>
-          <w:lang w:eastAsia="zh-CN"/>
-        </w:rPr>
-        <w:t>；</w:t>
-      </w:r>
-    </w:p>
-    <w:p>
-      <w:pPr>
-        <w:pStyle w:val="7"/>
-        <w:numPr>
-          <w:ilvl w:val="0"/>
-          <w:numId w:val="7"/>
-        </w:numPr>
-        <w:spacing w:line="270" w:lineRule="exact"/>
-        <w:ind w:left="583" w:leftChars="150" w:hanging="283"/>
-        <w:rPr>
-          <w:rFonts w:ascii="Times New Roman" w:hAnsi="Times New Roman" w:eastAsia="微软雅黑" w:cs="Times New Roman"/>
-          <w:bCs/>
-          <w:color w:val="262626"/>
-          <w:lang w:eastAsia="zh-CN"/>
-        </w:rPr>
-      </w:pPr>
-      <w:r>
-        <w:rPr>
-          <w:rFonts w:ascii="Times New Roman" w:hAnsi="Times New Roman" w:eastAsia="微软雅黑" w:cs="Times New Roman"/>
-          <w:bCs/>
-          <w:color w:val="262626"/>
-          <w:spacing w:val="3"/>
-          <w:lang w:eastAsia="zh-CN"/>
-        </w:rPr>
-        <w:t>D级</w:t>
-      </w:r>
-      <w:r>
-        <w:rPr>
-          <w:rFonts w:ascii="Times New Roman" w:hAnsi="Times New Roman" w:eastAsia="微软雅黑" w:cs="Times New Roman"/>
-          <w:bCs/>
-          <w:color w:val="262626"/>
-          <w:lang w:eastAsia="zh-CN"/>
-        </w:rPr>
-        <w:t>（</w:t>
-      </w:r>
-      <w:r>
-        <w:rPr>
-          <w:rFonts w:ascii="Times New Roman" w:hAnsi="Times New Roman" w:eastAsia="微软雅黑" w:cs="Times New Roman"/>
-          <w:bCs/>
-          <w:color w:val="262626"/>
-          <w:spacing w:val="1"/>
-          <w:lang w:eastAsia="zh-CN"/>
-        </w:rPr>
-        <w:t>不合格</w:t>
-      </w:r>
-      <w:r>
-        <w:rPr>
-          <w:rFonts w:ascii="Times New Roman" w:hAnsi="Times New Roman" w:eastAsia="微软雅黑" w:cs="Times New Roman"/>
-          <w:bCs/>
-          <w:color w:val="262626"/>
-          <w:spacing w:val="-90"/>
-          <w:lang w:eastAsia="zh-CN"/>
-        </w:rPr>
-        <w:t>）</w:t>
-      </w:r>
-      <w:r>
-        <w:rPr>
-          <w:rFonts w:ascii="Times New Roman" w:hAnsi="Times New Roman" w:eastAsia="微软雅黑" w:cs="Times New Roman"/>
-          <w:bCs/>
-          <w:color w:val="262626"/>
-          <w:lang w:eastAsia="zh-CN"/>
-        </w:rPr>
-        <w:t>）：无主带，降解均匀且降解区域主要集中在500-1500bp</w:t>
-      </w:r>
-      <w:r>
-        <w:rPr>
-          <w:rFonts w:ascii="Times New Roman" w:hAnsi="Times New Roman" w:eastAsia="微软雅黑" w:cs="Times New Roman"/>
-          <w:bCs/>
-          <w:color w:val="262626"/>
-          <w:spacing w:val="-1"/>
-          <w:lang w:eastAsia="zh-CN"/>
-        </w:rPr>
-        <w:t>之间，但总量介于</w:t>
-      </w:r>
-      <w:r>
-        <w:rPr>
-          <w:rFonts w:ascii="Times New Roman" w:hAnsi="Times New Roman" w:eastAsia="微软雅黑" w:cs="Times New Roman"/>
-          <w:bCs/>
-          <w:color w:val="262626"/>
-          <w:lang w:eastAsia="zh-CN"/>
-        </w:rPr>
-        <w:t>100ng</w:t>
-      </w:r>
-      <w:r>
-        <w:rPr>
-          <w:rFonts w:ascii="Times New Roman" w:hAnsi="Times New Roman" w:eastAsia="微软雅黑" w:cs="Times New Roman"/>
-          <w:bCs/>
-          <w:color w:val="262626"/>
-          <w:spacing w:val="-3"/>
-          <w:lang w:eastAsia="zh-CN"/>
-        </w:rPr>
-        <w:t>到</w:t>
-      </w:r>
-      <w:r>
-        <w:rPr>
-          <w:rFonts w:ascii="Times New Roman" w:hAnsi="Times New Roman" w:eastAsia="微软雅黑" w:cs="Times New Roman"/>
-          <w:bCs/>
-          <w:color w:val="262626"/>
-          <w:lang w:eastAsia="zh-CN"/>
-        </w:rPr>
-        <w:t>300ng之间；或降解区</w:t>
-      </w:r>
-      <w:r>
-        <w:rPr>
-          <w:rFonts w:ascii="Times New Roman" w:hAnsi="Times New Roman" w:eastAsia="微软雅黑" w:cs="Times New Roman"/>
-          <w:bCs/>
-          <w:color w:val="262626"/>
-          <w:spacing w:val="-2"/>
-          <w:lang w:eastAsia="zh-CN"/>
-        </w:rPr>
-        <w:t>域弥散在</w:t>
-      </w:r>
-      <w:r>
-        <w:rPr>
-          <w:rFonts w:ascii="Times New Roman" w:hAnsi="Times New Roman" w:eastAsia="微软雅黑" w:cs="Times New Roman"/>
-          <w:bCs/>
-          <w:color w:val="262626"/>
-          <w:lang w:eastAsia="zh-CN"/>
-        </w:rPr>
-        <w:t>150-1000bp</w:t>
-      </w:r>
-      <w:r>
-        <w:rPr>
-          <w:rFonts w:ascii="Times New Roman" w:hAnsi="Times New Roman" w:eastAsia="微软雅黑" w:cs="Times New Roman"/>
-          <w:bCs/>
-          <w:color w:val="262626"/>
-          <w:spacing w:val="-2"/>
-          <w:lang w:eastAsia="zh-CN"/>
-        </w:rPr>
-        <w:t>，或集中在</w:t>
-      </w:r>
-      <w:r>
-        <w:rPr>
-          <w:rFonts w:ascii="Times New Roman" w:hAnsi="Times New Roman" w:eastAsia="微软雅黑" w:cs="Times New Roman"/>
-          <w:bCs/>
-          <w:color w:val="262626"/>
-          <w:lang w:eastAsia="zh-CN"/>
-        </w:rPr>
-        <w:t>500bp以下。</w:t>
+        <w:t>DNA降解程度：1-2级别样本质量较好，3级不能满足检测要求{% if summaryOfRresults.type == “blood” %}；cfDNA样本不适用于此项评估{% endif %}。</w:t>
       </w:r>
     </w:p>
     <w:p>
@@ -11721,6 +11576,8 @@
           <w:lang w:eastAsia="zh-CN"/>
         </w:rPr>
       </w:pPr>
+      <w:bookmarkStart w:id="21" w:name="_GoBack"/>
+      <w:bookmarkEnd w:id="21"/>
       <w:r>
         <w:rPr>
           <w:rFonts w:hint="eastAsia" w:ascii="Times New Roman" w:hAnsi="Times New Roman" w:eastAsia="微软雅黑"/>
@@ -12777,7 +12634,7 @@
                     </pic:cNvPicPr>
                   </pic:nvPicPr>
                   <pic:blipFill>
-                    <a:blip r:embed="rId14"/>
+                    <a:blip r:embed="rId11"/>
                     <a:stretch>
                       <a:fillRect/>
                     </a:stretch>
@@ -12928,7 +12785,7 @@
         <w:widowControl/>
         <w:numPr>
           <w:ilvl w:val="0"/>
-          <w:numId w:val="8"/>
+          <w:numId w:val="7"/>
         </w:numPr>
         <w:spacing w:before="26"/>
         <w:ind w:firstLine="200" w:firstLineChars="100"/>
@@ -13552,9 +13409,9 @@
         </w:rPr>
       </w:pPr>
       <w:bookmarkStart w:id="12" w:name="_Toc5400"/>
-      <w:bookmarkStart w:id="13" w:name="_Toc3846"/>
-      <w:bookmarkStart w:id="14" w:name="_Toc32060"/>
-      <w:bookmarkStart w:id="15" w:name="_Toc331"/>
+      <w:bookmarkStart w:id="13" w:name="_Toc32060"/>
+      <w:bookmarkStart w:id="14" w:name="_Toc331"/>
+      <w:bookmarkStart w:id="15" w:name="_Toc3846"/>
       <w:r>
         <w:rPr>
           <w:rFonts w:ascii="Times New Roman" w:hAnsi="Times New Roman" w:eastAsia="微软雅黑" w:cs="Times New Roman"/>
@@ -13686,8 +13543,8 @@
         </w:rPr>
       </w:pPr>
       <w:bookmarkStart w:id="16" w:name="_Toc126"/>
-      <w:bookmarkStart w:id="17" w:name="_Toc10299"/>
-      <w:bookmarkStart w:id="18" w:name="_Toc5423"/>
+      <w:bookmarkStart w:id="17" w:name="_Toc5423"/>
+      <w:bookmarkStart w:id="18" w:name="_Toc10299"/>
       <w:bookmarkStart w:id="19" w:name="_Toc22196"/>
       <w:r>
         <w:rPr>
@@ -14120,7 +13977,7 @@
         <w:widowControl/>
         <w:numPr>
           <w:ilvl w:val="0"/>
-          <w:numId w:val="9"/>
+          <w:numId w:val="8"/>
         </w:numPr>
         <w:kinsoku/>
         <w:wordWrap/>
@@ -14164,7 +14021,7 @@
         <w:widowControl/>
         <w:numPr>
           <w:ilvl w:val="0"/>
-          <w:numId w:val="9"/>
+          <w:numId w:val="8"/>
         </w:numPr>
         <w:kinsoku/>
         <w:wordWrap/>
@@ -14208,7 +14065,7 @@
         <w:widowControl/>
         <w:numPr>
           <w:ilvl w:val="0"/>
-          <w:numId w:val="9"/>
+          <w:numId w:val="8"/>
         </w:numPr>
         <w:kinsoku/>
         <w:wordWrap/>
@@ -14252,7 +14109,7 @@
         <w:widowControl/>
         <w:numPr>
           <w:ilvl w:val="0"/>
-          <w:numId w:val="9"/>
+          <w:numId w:val="8"/>
         </w:numPr>
         <w:kinsoku/>
         <w:wordWrap/>
@@ -14296,7 +14153,7 @@
         <w:widowControl/>
         <w:numPr>
           <w:ilvl w:val="0"/>
-          <w:numId w:val="9"/>
+          <w:numId w:val="8"/>
         </w:numPr>
         <w:kinsoku/>
         <w:wordWrap/>
@@ -14340,7 +14197,7 @@
         <w:widowControl/>
         <w:numPr>
           <w:ilvl w:val="0"/>
-          <w:numId w:val="9"/>
+          <w:numId w:val="8"/>
         </w:numPr>
         <w:kinsoku/>
         <w:wordWrap/>
@@ -14384,7 +14241,7 @@
         <w:widowControl/>
         <w:numPr>
           <w:ilvl w:val="0"/>
-          <w:numId w:val="9"/>
+          <w:numId w:val="8"/>
         </w:numPr>
         <w:kinsoku/>
         <w:wordWrap/>
@@ -14483,7 +14340,7 @@
         <w:widowControl/>
         <w:numPr>
           <w:ilvl w:val="0"/>
-          <w:numId w:val="9"/>
+          <w:numId w:val="8"/>
         </w:numPr>
         <w:kinsoku/>
         <w:wordWrap/>
@@ -14527,7 +14384,7 @@
         <w:widowControl/>
         <w:numPr>
           <w:ilvl w:val="0"/>
-          <w:numId w:val="9"/>
+          <w:numId w:val="8"/>
         </w:numPr>
         <w:kinsoku/>
         <w:wordWrap/>
@@ -14571,7 +14428,7 @@
         <w:widowControl/>
         <w:numPr>
           <w:ilvl w:val="0"/>
-          <w:numId w:val="9"/>
+          <w:numId w:val="8"/>
         </w:numPr>
         <w:kinsoku/>
         <w:wordWrap/>
@@ -14615,7 +14472,7 @@
         <w:widowControl/>
         <w:numPr>
           <w:ilvl w:val="0"/>
-          <w:numId w:val="9"/>
+          <w:numId w:val="8"/>
         </w:numPr>
         <w:kinsoku/>
         <w:wordWrap/>
@@ -14659,7 +14516,7 @@
         <w:widowControl/>
         <w:numPr>
           <w:ilvl w:val="0"/>
-          <w:numId w:val="9"/>
+          <w:numId w:val="8"/>
         </w:numPr>
         <w:kinsoku/>
         <w:wordWrap/>
@@ -14703,7 +14560,7 @@
         <w:widowControl/>
         <w:numPr>
           <w:ilvl w:val="0"/>
-          <w:numId w:val="9"/>
+          <w:numId w:val="8"/>
         </w:numPr>
         <w:kinsoku/>
         <w:wordWrap/>
@@ -14747,7 +14604,7 @@
         <w:widowControl/>
         <w:numPr>
           <w:ilvl w:val="0"/>
-          <w:numId w:val="9"/>
+          <w:numId w:val="8"/>
         </w:numPr>
         <w:kinsoku/>
         <w:wordWrap/>
@@ -14791,7 +14648,7 @@
         <w:widowControl/>
         <w:numPr>
           <w:ilvl w:val="0"/>
-          <w:numId w:val="9"/>
+          <w:numId w:val="8"/>
         </w:numPr>
         <w:kinsoku/>
         <w:wordWrap/>
@@ -14835,7 +14692,7 @@
         <w:widowControl/>
         <w:numPr>
           <w:ilvl w:val="0"/>
-          <w:numId w:val="9"/>
+          <w:numId w:val="8"/>
         </w:numPr>
         <w:kinsoku/>
         <w:wordWrap/>
@@ -14879,7 +14736,7 @@
         <w:widowControl/>
         <w:numPr>
           <w:ilvl w:val="0"/>
-          <w:numId w:val="9"/>
+          <w:numId w:val="8"/>
         </w:numPr>
         <w:kinsoku/>
         <w:wordWrap/>
@@ -14923,7 +14780,7 @@
         <w:widowControl/>
         <w:numPr>
           <w:ilvl w:val="0"/>
-          <w:numId w:val="9"/>
+          <w:numId w:val="8"/>
         </w:numPr>
         <w:kinsoku/>
         <w:wordWrap/>
@@ -14967,7 +14824,7 @@
         <w:widowControl/>
         <w:numPr>
           <w:ilvl w:val="0"/>
-          <w:numId w:val="9"/>
+          <w:numId w:val="8"/>
         </w:numPr>
         <w:kinsoku/>
         <w:wordWrap/>
@@ -15011,7 +14868,7 @@
         <w:widowControl/>
         <w:numPr>
           <w:ilvl w:val="0"/>
-          <w:numId w:val="9"/>
+          <w:numId w:val="8"/>
         </w:numPr>
         <w:kinsoku/>
         <w:wordWrap/>
@@ -15055,7 +14912,7 @@
         <w:widowControl/>
         <w:numPr>
           <w:ilvl w:val="0"/>
-          <w:numId w:val="9"/>
+          <w:numId w:val="8"/>
         </w:numPr>
         <w:kinsoku/>
         <w:wordWrap/>
@@ -15099,7 +14956,7 @@
         <w:widowControl/>
         <w:numPr>
           <w:ilvl w:val="0"/>
-          <w:numId w:val="9"/>
+          <w:numId w:val="8"/>
         </w:numPr>
         <w:kinsoku/>
         <w:wordWrap/>
@@ -15143,7 +15000,7 @@
         <w:widowControl/>
         <w:numPr>
           <w:ilvl w:val="0"/>
-          <w:numId w:val="9"/>
+          <w:numId w:val="8"/>
         </w:numPr>
         <w:kinsoku/>
         <w:wordWrap/>
@@ -15187,7 +15044,7 @@
         <w:widowControl/>
         <w:numPr>
           <w:ilvl w:val="0"/>
-          <w:numId w:val="9"/>
+          <w:numId w:val="8"/>
         </w:numPr>
         <w:kinsoku/>
         <w:wordWrap/>
@@ -15231,7 +15088,7 @@
         <w:widowControl/>
         <w:numPr>
           <w:ilvl w:val="0"/>
-          <w:numId w:val="9"/>
+          <w:numId w:val="8"/>
         </w:numPr>
         <w:kinsoku/>
         <w:wordWrap/>
@@ -15275,7 +15132,7 @@
         <w:widowControl/>
         <w:numPr>
           <w:ilvl w:val="0"/>
-          <w:numId w:val="9"/>
+          <w:numId w:val="8"/>
         </w:numPr>
         <w:kinsoku/>
         <w:wordWrap/>
@@ -15319,7 +15176,7 @@
         <w:widowControl/>
         <w:numPr>
           <w:ilvl w:val="0"/>
-          <w:numId w:val="9"/>
+          <w:numId w:val="8"/>
         </w:numPr>
         <w:kinsoku/>
         <w:wordWrap/>
@@ -15363,7 +15220,7 @@
         <w:widowControl/>
         <w:numPr>
           <w:ilvl w:val="0"/>
-          <w:numId w:val="9"/>
+          <w:numId w:val="8"/>
         </w:numPr>
         <w:kinsoku/>
         <w:wordWrap/>
@@ -15407,7 +15264,7 @@
         <w:widowControl/>
         <w:numPr>
           <w:ilvl w:val="0"/>
-          <w:numId w:val="9"/>
+          <w:numId w:val="8"/>
         </w:numPr>
         <w:kinsoku/>
         <w:wordWrap/>
@@ -15451,7 +15308,7 @@
         <w:widowControl/>
         <w:numPr>
           <w:ilvl w:val="0"/>
-          <w:numId w:val="9"/>
+          <w:numId w:val="8"/>
         </w:numPr>
         <w:kinsoku/>
         <w:wordWrap/>
@@ -15517,7 +15374,7 @@
         <w:widowControl/>
         <w:numPr>
           <w:ilvl w:val="0"/>
-          <w:numId w:val="9"/>
+          <w:numId w:val="8"/>
         </w:numPr>
         <w:kinsoku/>
         <w:wordWrap/>
@@ -15561,7 +15418,7 @@
         <w:widowControl/>
         <w:numPr>
           <w:ilvl w:val="0"/>
-          <w:numId w:val="9"/>
+          <w:numId w:val="8"/>
         </w:numPr>
         <w:kinsoku/>
         <w:wordWrap/>
@@ -15678,7 +15535,7 @@
                     </pic:cNvPicPr>
                   </pic:nvPicPr>
                   <pic:blipFill>
-                    <a:blip r:embed="rId15"/>
+                    <a:blip r:embed="rId12"/>
                     <a:stretch>
                       <a:fillRect/>
                     </a:stretch>
@@ -17179,23 +17036,6 @@
     </w:lvl>
   </w:abstractNum>
   <w:abstractNum w:abstractNumId="7">
-    <w:nsid w:val="58AABCAB"/>
-    <w:multiLevelType w:val="singleLevel"/>
-    <w:tmpl w:val="58AABCAB"/>
-    <w:lvl w:ilvl="0" w:tentative="0">
-      <w:start w:val="1"/>
-      <w:numFmt w:val="bullet"/>
-      <w:lvlText w:val=""/>
-      <w:lvlJc w:val="left"/>
-      <w:pPr>
-        <w:ind w:left="420" w:hanging="420"/>
-      </w:pPr>
-      <w:rPr>
-        <w:rFonts w:hint="default" w:ascii="Wingdings" w:hAnsi="Wingdings"/>
-      </w:rPr>
-    </w:lvl>
-  </w:abstractNum>
-  <w:abstractNum w:abstractNumId="8">
     <w:nsid w:val="6BAC6FD5"/>
     <w:multiLevelType w:val="singleLevel"/>
     <w:tmpl w:val="6BAC6FD5"/>
@@ -17229,9 +17069,6 @@
     <w:abstractNumId w:val="7"/>
   </w:num>
   <w:num w:numId="8">
-    <w:abstractNumId w:val="8"/>
-  </w:num>
-  <w:num w:numId="9">
     <w:abstractNumId w:val="0"/>
   </w:num>
 </w:numbering>
@@ -19699,7 +19536,14 @@
 </file>
 
 <file path=customXml/item2.xml><?xml version="1.0" encoding="utf-8"?>
-<b:Sources xmlns:b="http://schemas.openxmlformats.org/officeDocument/2006/bibliography" xmlns="http://schemas.openxmlformats.org/officeDocument/2006/bibliography" SelectedStyle="\APASixthEditionOfficeOnline.xsl" StyleName="APA" Version="6"/>
+<cp:coreProperties xmlns:cp="http://schemas.openxmlformats.org/package/2006/metadata/core-properties" xmlns:dc="http://purl.org/dc/elements/1.1/" xmlns:dcterms="http://purl.org/dc/terms/" xmlns:dcmitype="http://purl.org/dc/dcmitype/" xmlns:xsi="http://www.w3.org/2001/XMLSchema-instance">
+  <dc:creator>wuzhongwei</dc:creator>
+  <cp:lastModifiedBy>Han</cp:lastModifiedBy>
+  <cp:revision>25</cp:revision>
+  <cp:lastPrinted>2019-09-19T01:02:00Z</cp:lastPrinted>
+  <dcterms:created xsi:type="dcterms:W3CDTF">2021-09-02T10:21:00Z</dcterms:created>
+  <dcterms:modified xsi:type="dcterms:W3CDTF">2022-11-04T08:31:00Z</dcterms:modified>
+</cp:coreProperties>
 </file>
 
 <file path=customXml/item3.xml><?xml version="1.0" encoding="utf-8"?>
@@ -19713,13 +19557,8 @@
   <DocSecurity>0</DocSecurity>
   <Lines>502</Lines>
   <Paragraphs>141</Paragraphs>
-  <ScaleCrop>false</ScaleCrop>
-  <Company/>
-  <LinksUpToDate>false</LinksUpToDate>
   <CharactersWithSpaces>70759</CharactersWithSpaces>
-  <SharedDoc>false</SharedDoc>
-  <HyperlinksChanged>false</HyperlinksChanged>
-  <AppVersion>16.0000</AppVersion>
+  <AppVersion>15.0000</AppVersion>
 </Properties>
 </file>
 
@@ -19749,20 +19588,18 @@
   <DocSecurity>0</DocSecurity>
   <Lines>502</Lines>
   <Paragraphs>141</Paragraphs>
+  <ScaleCrop>false</ScaleCrop>
+  <Company/>
+  <LinksUpToDate>false</LinksUpToDate>
   <CharactersWithSpaces>70759</CharactersWithSpaces>
-  <AppVersion>15.0000</AppVersion>
+  <SharedDoc>false</SharedDoc>
+  <HyperlinksChanged>false</HyperlinksChanged>
+  <AppVersion>16.0000</AppVersion>
 </Properties>
 </file>
 
 <file path=customXml/item6.xml><?xml version="1.0" encoding="utf-8"?>
-<cp:coreProperties xmlns:cp="http://schemas.openxmlformats.org/package/2006/metadata/core-properties" xmlns:dc="http://purl.org/dc/elements/1.1/" xmlns:dcterms="http://purl.org/dc/terms/" xmlns:dcmitype="http://purl.org/dc/dcmitype/" xmlns:xsi="http://www.w3.org/2001/XMLSchema-instance">
-  <dc:creator>wuzhongwei</dc:creator>
-  <cp:lastModifiedBy>Han</cp:lastModifiedBy>
-  <cp:revision>25</cp:revision>
-  <cp:lastPrinted>2019-09-19T01:02:00Z</cp:lastPrinted>
-  <dcterms:created xsi:type="dcterms:W3CDTF">2021-09-02T10:21:00Z</dcterms:created>
-  <dcterms:modified xsi:type="dcterms:W3CDTF">2022-11-04T08:31:00Z</dcterms:modified>
-</cp:coreProperties>
+<b:Sources xmlns:b="http://schemas.openxmlformats.org/officeDocument/2006/bibliography" xmlns="http://schemas.openxmlformats.org/officeDocument/2006/bibliography" SelectedStyle="\APASixthEditionOfficeOnline.xsl" StyleName="APA" Version="6"/>
 </file>
 
 <file path=customXml/itemProps1.xml><?xml version="1.0" encoding="utf-8"?>
@@ -19774,13 +19611,13 @@
 </file>
 
 <file path=customXml/itemProps2.xml><?xml version="1.0" encoding="utf-8"?>
-<ds:datastoreItem xmlns:ds="http://schemas.openxmlformats.org/officeDocument/2006/customXml" ds:itemID="{D9E68FF8-7140-42C3-A777-F9DF59379B8B}">
+<ds:datastoreItem xmlns:ds="http://schemas.openxmlformats.org/officeDocument/2006/customXml" ds:itemID="{9730dbff-7d23-4f3f-8945-b22c712870b2}">
   <ds:schemaRefs/>
 </ds:datastoreItem>
 </file>
 
 <file path=customXml/itemProps3.xml><?xml version="1.0" encoding="utf-8"?>
-<ds:datastoreItem xmlns:ds="http://schemas.openxmlformats.org/officeDocument/2006/customXml" ds:itemID="{bd807534-c03b-4eb0-a608-0c9c0cf1cedb}">
+<ds:datastoreItem xmlns:ds="http://schemas.openxmlformats.org/officeDocument/2006/customXml" ds:itemID="{82825c24-1b70-4d0e-a282-2cf4617ceb25}">
   <ds:schemaRefs/>
 </ds:datastoreItem>
 </file>
@@ -19792,13 +19629,13 @@
 </file>
 
 <file path=customXml/itemProps5.xml><?xml version="1.0" encoding="utf-8"?>
-<ds:datastoreItem xmlns:ds="http://schemas.openxmlformats.org/officeDocument/2006/customXml" ds:itemID="{82825c24-1b70-4d0e-a282-2cf4617ceb25}">
+<ds:datastoreItem xmlns:ds="http://schemas.openxmlformats.org/officeDocument/2006/customXml" ds:itemID="{bd807534-c03b-4eb0-a608-0c9c0cf1cedb}">
   <ds:schemaRefs/>
 </ds:datastoreItem>
 </file>
 
 <file path=customXml/itemProps6.xml><?xml version="1.0" encoding="utf-8"?>
-<ds:datastoreItem xmlns:ds="http://schemas.openxmlformats.org/officeDocument/2006/customXml" ds:itemID="{9730dbff-7d23-4f3f-8945-b22c712870b2}">
+<ds:datastoreItem xmlns:ds="http://schemas.openxmlformats.org/officeDocument/2006/customXml" ds:itemID="{D9E68FF8-7140-42C3-A777-F9DF59379B8B}">
   <ds:schemaRefs/>
 </ds:datastoreItem>
 </file>